--- a/操作手冊.docx
+++ b/操作手冊.docx
@@ -35,31 +35,49 @@
         </w:rPr>
         <w:t>主頁：</w:t>
       </w:r>
-      <w:r>
-        <w:fldChar w:fldCharType="begin"/>
-      </w:r>
-      <w:r>
-        <w:instrText xml:space="preserve"> HYPERLINK "https://ntustresourceroom.github.io/LINE_web" </w:instrText>
-      </w:r>
-      <w:r>
-        <w:fldChar w:fldCharType="separate"/>
-      </w:r>
-      <w:r>
-        <w:rPr>
-          <w:rStyle w:val="a4"/>
+      <w:hyperlink r:id="rId7" w:history="1">
+        <w:r>
+          <w:rPr>
+            <w:rStyle w:val="a4"/>
+            <w:sz w:val="20"/>
+            <w:szCs w:val="20"/>
+          </w:rPr>
+          <w:t>https://NTUSTresourceroom.github.io/LINE_web</w:t>
+        </w:r>
+      </w:hyperlink>
+    </w:p>
+    <w:p>
+      <w:pPr>
+        <w:rPr>
           <w:sz w:val="20"/>
           <w:szCs w:val="20"/>
         </w:rPr>
-        <w:t>https://NTUSTresourceroom.github.io/LINE_web</w:t>
-      </w:r>
-      <w:r>
-        <w:rPr>
-          <w:rStyle w:val="a4"/>
+      </w:pPr>
+      <w:r>
+        <w:rPr>
           <w:sz w:val="20"/>
           <w:szCs w:val="20"/>
         </w:rPr>
-        <w:fldChar w:fldCharType="end"/>
-      </w:r>
+        <w:t>聯絡：</w:t>
+      </w:r>
+      <w:hyperlink r:id="rId8" w:history="1">
+        <w:r>
+          <w:rPr>
+            <w:rStyle w:val="a4"/>
+            <w:sz w:val="20"/>
+            <w:szCs w:val="20"/>
+          </w:rPr>
+          <w:t>https://NTUSTresourceroom.github.io/LINE_web/info.html?page=</w:t>
+        </w:r>
+        <w:r>
+          <w:rPr>
+            <w:rStyle w:val="a4"/>
+            <w:sz w:val="20"/>
+            <w:szCs w:val="20"/>
+          </w:rPr>
+          <w:t>教師聯絡資訊</w:t>
+        </w:r>
+      </w:hyperlink>
     </w:p>
     <w:p>
       <w:pPr>
@@ -73,63 +91,9 @@
           <w:sz w:val="20"/>
           <w:szCs w:val="20"/>
         </w:rPr>
-        <w:t>聯絡：</w:t>
-      </w:r>
-      <w:r>
-        <w:fldChar w:fldCharType="begin"/>
-      </w:r>
-      <w:r>
-        <w:instrText xml:space="preserve"> HYPERLINK "https://NTUSTresourceroom.github.io/LINE_web/info.html?page=</w:instrText>
-      </w:r>
-      <w:r>
-        <w:instrText>教師聯絡資訊</w:instrText>
-      </w:r>
-      <w:r>
-        <w:instrText xml:space="preserve">" </w:instrText>
-      </w:r>
-      <w:r>
-        <w:fldChar w:fldCharType="separate"/>
-      </w:r>
-      <w:r>
-        <w:rPr>
-          <w:rStyle w:val="a4"/>
-          <w:sz w:val="20"/>
-          <w:szCs w:val="20"/>
-        </w:rPr>
-        <w:t>https://NTUSTresourceroom.github.io/LINE_web/info.html?page=</w:t>
-      </w:r>
-      <w:r>
-        <w:rPr>
-          <w:rStyle w:val="a4"/>
-          <w:sz w:val="20"/>
-          <w:szCs w:val="20"/>
-        </w:rPr>
-        <w:t>教師聯絡資訊</w:t>
-      </w:r>
-      <w:r>
-        <w:rPr>
-          <w:rStyle w:val="a4"/>
-          <w:sz w:val="20"/>
-          <w:szCs w:val="20"/>
-        </w:rPr>
-        <w:fldChar w:fldCharType="end"/>
-      </w:r>
-    </w:p>
-    <w:p>
-      <w:pPr>
-        <w:rPr>
-          <w:sz w:val="20"/>
-          <w:szCs w:val="20"/>
-        </w:rPr>
-      </w:pPr>
-      <w:r>
-        <w:rPr>
-          <w:sz w:val="20"/>
-          <w:szCs w:val="20"/>
-        </w:rPr>
         <w:t>位置：</w:t>
       </w:r>
-      <w:hyperlink r:id="rId7" w:history="1">
+      <w:hyperlink r:id="rId9" w:history="1">
         <w:r>
           <w:rPr>
             <w:rStyle w:val="a4"/>
@@ -165,7 +129,7 @@
         </w:rPr>
         <w:t>相關：</w:t>
       </w:r>
-      <w:hyperlink r:id="rId8" w:history="1">
+      <w:hyperlink r:id="rId10" w:history="1">
         <w:r>
           <w:rPr>
             <w:rStyle w:val="a4"/>
@@ -196,16 +160,22 @@
           <w:szCs w:val="20"/>
         </w:rPr>
       </w:pPr>
-      <w:proofErr w:type="spellStart"/>
       <w:r>
         <w:rPr>
           <w:rFonts w:asciiTheme="minorEastAsia" w:hAnsiTheme="minorEastAsia"/>
           <w:sz w:val="20"/>
           <w:szCs w:val="20"/>
         </w:rPr>
-        <w:t>Github</w:t>
-      </w:r>
-      <w:proofErr w:type="spellEnd"/>
+        <w:t xml:space="preserve">Github </w:t>
+      </w:r>
+      <w:r>
+        <w:rPr>
+          <w:rFonts w:asciiTheme="minorEastAsia" w:hAnsiTheme="minorEastAsia" w:hint="eastAsia"/>
+          <w:sz w:val="20"/>
+          <w:szCs w:val="20"/>
+        </w:rPr>
+        <w:t>檔案庫:</w:t>
+      </w:r>
       <w:r>
         <w:rPr>
           <w:rFonts w:asciiTheme="minorEastAsia" w:hAnsiTheme="minorEastAsia"/>
@@ -214,23 +184,7 @@
         </w:rPr>
         <w:t xml:space="preserve"> </w:t>
       </w:r>
-      <w:r>
-        <w:rPr>
-          <w:rFonts w:asciiTheme="minorEastAsia" w:hAnsiTheme="minorEastAsia" w:hint="eastAsia"/>
-          <w:sz w:val="20"/>
-          <w:szCs w:val="20"/>
-        </w:rPr>
-        <w:t>檔案庫:</w:t>
-      </w:r>
-      <w:r>
-        <w:rPr>
-          <w:rFonts w:asciiTheme="minorEastAsia" w:hAnsiTheme="minorEastAsia"/>
-          <w:sz w:val="20"/>
-          <w:szCs w:val="20"/>
-        </w:rPr>
-        <w:t xml:space="preserve"> </w:t>
-      </w:r>
-      <w:hyperlink r:id="rId9" w:history="1">
+      <w:hyperlink r:id="rId11" w:history="1">
         <w:r>
           <w:rPr>
             <w:rStyle w:val="a4"/>
@@ -255,7 +209,6 @@
           <w:szCs w:val="20"/>
         </w:rPr>
       </w:pPr>
-      <w:proofErr w:type="spellStart"/>
       <w:r>
         <w:rPr>
           <w:rFonts w:asciiTheme="minorEastAsia" w:hAnsiTheme="minorEastAsia" w:hint="eastAsia"/>
@@ -270,16 +223,7 @@
           <w:sz w:val="20"/>
           <w:szCs w:val="20"/>
         </w:rPr>
-        <w:t>thub</w:t>
-      </w:r>
-      <w:proofErr w:type="spellEnd"/>
-      <w:r>
-        <w:rPr>
-          <w:rFonts w:asciiTheme="minorEastAsia" w:hAnsiTheme="minorEastAsia"/>
-          <w:sz w:val="20"/>
-          <w:szCs w:val="20"/>
-        </w:rPr>
-        <w:t xml:space="preserve"> Desktop</w:t>
+        <w:t>thub Desktop</w:t>
       </w:r>
       <w:r>
         <w:rPr>
@@ -289,7 +233,7 @@
         </w:rPr>
         <w:t xml:space="preserve">下載: </w:t>
       </w:r>
-      <w:hyperlink r:id="rId10" w:history="1">
+      <w:hyperlink r:id="rId12" w:history="1">
         <w:r>
           <w:rPr>
             <w:rStyle w:val="a4"/>
@@ -404,19 +348,11 @@
         </w:rPr>
         <w:t>上傳更新，以</w:t>
       </w:r>
-      <w:proofErr w:type="spellStart"/>
-      <w:r>
-        <w:rPr>
-          <w:rFonts w:hint="eastAsia"/>
-        </w:rPr>
-        <w:t>Github</w:t>
-      </w:r>
-      <w:proofErr w:type="spellEnd"/>
-      <w:r>
-        <w:rPr>
-          <w:rFonts w:hint="eastAsia"/>
-        </w:rPr>
-        <w:t xml:space="preserve"> pages </w:t>
+      <w:r>
+        <w:rPr>
+          <w:rFonts w:hint="eastAsia"/>
+        </w:rPr>
+        <w:t xml:space="preserve">Github pages </w:t>
       </w:r>
       <w:r>
         <w:rPr>
@@ -495,98 +431,62 @@
         <w:t>文件</w:t>
       </w:r>
       <w:r>
-        <w:t>\GitHub\</w:t>
-      </w:r>
-      <w:proofErr w:type="spellStart"/>
-      <w:r>
-        <w:t>LINE_web</w:t>
-      </w:r>
-      <w:proofErr w:type="spellEnd"/>
-      <w:r>
+        <w:t>\GitHub\LINE_web"</w:t>
+      </w:r>
+    </w:p>
+    <w:p>
+      <w:pPr>
+        <w:pStyle w:val="3"/>
+      </w:pPr>
+      <w:r>
+        <w:rPr>
+          <w:rFonts w:hint="eastAsia"/>
+        </w:rPr>
+        <w:t>修改內容：</w:t>
+      </w:r>
+    </w:p>
+    <w:p>
+      <w:pPr>
+        <w:pStyle w:val="a"/>
+      </w:pPr>
+      <w:r>
+        <w:rPr>
+          <w:rStyle w:val="ad"/>
+          <w:rFonts w:hint="eastAsia"/>
+        </w:rPr>
+        <w:t>先將圖片放到</w:t>
+      </w:r>
+      <w:r>
+        <w:rPr>
+          <w:rStyle w:val="ad"/>
+        </w:rPr>
         <w:t>"</w:t>
       </w:r>
-    </w:p>
-    <w:p>
-      <w:pPr>
-        <w:pStyle w:val="3"/>
-      </w:pPr>
-      <w:r>
-        <w:rPr>
-          <w:rFonts w:hint="eastAsia"/>
-        </w:rPr>
-        <w:t>修改內容：</w:t>
-      </w:r>
-    </w:p>
-    <w:p>
-      <w:pPr>
-        <w:pStyle w:val="a"/>
-      </w:pPr>
       <w:r>
         <w:rPr>
           <w:rStyle w:val="ad"/>
           <w:rFonts w:hint="eastAsia"/>
         </w:rPr>
-        <w:t>先將圖片放到</w:t>
+        <w:t>文件</w:t>
       </w:r>
       <w:r>
         <w:rPr>
           <w:rStyle w:val="ad"/>
         </w:rPr>
-        <w:t>"</w:t>
+        <w:t>\GitHub\LINE_web\</w:t>
       </w:r>
       <w:r>
         <w:rPr>
           <w:rStyle w:val="ad"/>
           <w:rFonts w:hint="eastAsia"/>
         </w:rPr>
-        <w:t>文件</w:t>
+        <w:t>i</w:t>
       </w:r>
       <w:r>
         <w:rPr>
           <w:rStyle w:val="ad"/>
         </w:rPr>
-        <w:t>\GitHub\</w:t>
-      </w:r>
-      <w:proofErr w:type="spellStart"/>
-      <w:r>
-        <w:rPr>
-          <w:rStyle w:val="ad"/>
-        </w:rPr>
-        <w:t>LINE_web</w:t>
-      </w:r>
-      <w:proofErr w:type="spellEnd"/>
-      <w:r>
-        <w:rPr>
-          <w:rStyle w:val="ad"/>
-        </w:rPr>
-        <w:t>\</w:t>
-      </w:r>
-      <w:r>
-        <w:rPr>
-          <w:rStyle w:val="ad"/>
-          <w:rFonts w:hint="eastAsia"/>
-        </w:rPr>
-        <w:t>i</w:t>
-      </w:r>
-      <w:r>
-        <w:rPr>
-          <w:rStyle w:val="ad"/>
-        </w:rPr>
-        <w:t>mages\.</w:t>
-      </w:r>
-      <w:proofErr w:type="gramStart"/>
-      <w:r>
-        <w:rPr>
-          <w:rStyle w:val="ad"/>
-        </w:rPr>
-        <w:t>..</w:t>
-      </w:r>
-      <w:proofErr w:type="gramEnd"/>
-      <w:r>
-        <w:rPr>
-          <w:rStyle w:val="ad"/>
-        </w:rPr>
-        <w:t>"</w:t>
+        <w:t>mages\..."</w:t>
       </w:r>
       <w:r>
         <w:rPr>
@@ -631,7 +531,7 @@
                     <pic:cNvPicPr/>
                   </pic:nvPicPr>
                   <pic:blipFill rotWithShape="1">
-                    <a:blip r:embed="rId11"/>
+                    <a:blip r:embed="rId13"/>
                     <a:srcRect r="46070" b="6573"/>
                     <a:stretch/>
                   </pic:blipFill>
@@ -678,7 +578,7 @@
                     <pic:cNvPicPr/>
                   </pic:nvPicPr>
                   <pic:blipFill rotWithShape="1">
-                    <a:blip r:embed="rId12"/>
+                    <a:blip r:embed="rId14"/>
                     <a:srcRect r="71595" b="17748"/>
                     <a:stretch/>
                   </pic:blipFill>
@@ -749,7 +649,7 @@
                     <pic:cNvPicPr/>
                   </pic:nvPicPr>
                   <pic:blipFill rotWithShape="1">
-                    <a:blip r:embed="rId13"/>
+                    <a:blip r:embed="rId15"/>
                     <a:srcRect r="35503" b="2551"/>
                     <a:stretch/>
                   </pic:blipFill>
@@ -799,22 +699,18 @@
         </w:rPr>
         <w:t>左下方點選</w:t>
       </w:r>
-      <w:proofErr w:type="gramStart"/>
       <w:r>
         <w:t>”</w:t>
       </w:r>
-      <w:proofErr w:type="gramEnd"/>
       <w:r>
         <w:rPr>
           <w:rFonts w:hint="eastAsia"/>
         </w:rPr>
         <w:t>活動</w:t>
       </w:r>
-      <w:proofErr w:type="gramStart"/>
       <w:r>
         <w:t>”</w:t>
       </w:r>
-      <w:proofErr w:type="gramEnd"/>
       <w:r>
         <w:rPr>
           <w:rFonts w:hint="eastAsia"/>
@@ -843,7 +739,7 @@
                     <pic:cNvPicPr/>
                   </pic:nvPicPr>
                   <pic:blipFill>
-                    <a:blip r:embed="rId14"/>
+                    <a:blip r:embed="rId16"/>
                     <a:stretch>
                       <a:fillRect/>
                     </a:stretch>
@@ -901,7 +797,7 @@
                     <pic:cNvPicPr/>
                   </pic:nvPicPr>
                   <pic:blipFill>
-                    <a:blip r:embed="rId15"/>
+                    <a:blip r:embed="rId17"/>
                     <a:stretch>
                       <a:fillRect/>
                     </a:stretch>
@@ -952,11 +848,9 @@
         </w:rPr>
         <w:t>點選</w:t>
       </w:r>
-      <w:proofErr w:type="gramStart"/>
       <w:r>
         <w:t>”</w:t>
       </w:r>
-      <w:proofErr w:type="gramEnd"/>
       <w:r>
         <w:rPr>
           <w:rFonts w:hint="eastAsia"/>
@@ -969,11 +863,9 @@
         </w:rPr>
         <w:t>活動</w:t>
       </w:r>
-      <w:proofErr w:type="gramStart"/>
       <w:r>
         <w:t>”</w:t>
       </w:r>
-      <w:proofErr w:type="gramEnd"/>
       <w:r>
         <w:rPr>
           <w:rFonts w:hint="eastAsia"/>
@@ -992,7 +884,6 @@
         </w:rPr>
         <w:t xml:space="preserve"> </w:t>
       </w:r>
-      <w:proofErr w:type="spellStart"/>
       <w:r>
         <w:t>events</w:t>
       </w:r>
@@ -1002,7 +893,6 @@
         </w:rPr>
         <w:t>.json</w:t>
       </w:r>
-      <w:proofErr w:type="spellEnd"/>
       <w:r>
         <w:rPr>
           <w:rFonts w:hint="eastAsia"/>
@@ -1037,7 +927,7 @@
                     <pic:cNvPicPr/>
                   </pic:nvPicPr>
                   <pic:blipFill>
-                    <a:blip r:embed="rId16"/>
+                    <a:blip r:embed="rId18"/>
                     <a:stretch>
                       <a:fillRect/>
                     </a:stretch>
@@ -1076,22 +966,18 @@
         </w:rPr>
         <w:t xml:space="preserve"> </w:t>
       </w:r>
-      <w:proofErr w:type="gramStart"/>
       <w:r>
         <w:t>”</w:t>
       </w:r>
-      <w:proofErr w:type="gramEnd"/>
       <w:r>
         <w:rPr>
           <w:rFonts w:hint="eastAsia"/>
         </w:rPr>
         <w:t>匯入完成</w:t>
       </w:r>
-      <w:proofErr w:type="gramStart"/>
       <w:r>
         <w:t>”</w:t>
       </w:r>
-      <w:proofErr w:type="gramEnd"/>
     </w:p>
     <w:p>
       <w:r>
@@ -1114,7 +1000,7 @@
                     <pic:cNvPicPr/>
                   </pic:nvPicPr>
                   <pic:blipFill>
-                    <a:blip r:embed="rId17"/>
+                    <a:blip r:embed="rId19"/>
                     <a:stretch>
                       <a:fillRect/>
                     </a:stretch>
@@ -1216,7 +1102,7 @@
                     <pic:cNvPicPr/>
                   </pic:nvPicPr>
                   <pic:blipFill>
-                    <a:blip r:embed="rId18"/>
+                    <a:blip r:embed="rId20"/>
                     <a:stretch>
                       <a:fillRect/>
                     </a:stretch>
@@ -1250,21 +1136,7 @@
         <w:rPr>
           <w:rFonts w:hint="eastAsia"/>
         </w:rPr>
-        <w:t>點封面</w:t>
-      </w:r>
-      <w:proofErr w:type="gramStart"/>
-      <w:r>
-        <w:rPr>
-          <w:rFonts w:hint="eastAsia"/>
-        </w:rPr>
-        <w:t>圖片那欄的</w:t>
-      </w:r>
-      <w:proofErr w:type="gramEnd"/>
-      <w:r>
-        <w:rPr>
-          <w:rFonts w:hint="eastAsia"/>
-        </w:rPr>
-        <w:t>儲存格，會跳出選擇圖片的對話視窗。請點選圖片。</w:t>
+        <w:t>點封面圖片那欄的儲存格，會跳出選擇圖片的對話視窗。請點選圖片。</w:t>
       </w:r>
       <w:r>
         <w:rPr>
@@ -1285,7 +1157,6 @@
         <w:lastRenderedPageBreak/>
         <w:t>片需放到</w:t>
       </w:r>
-      <w:proofErr w:type="spellStart"/>
       <w:r>
         <w:t>LINE_</w:t>
       </w:r>
@@ -1298,7 +1169,6 @@
       <w:r>
         <w:t>eb</w:t>
       </w:r>
-      <w:proofErr w:type="spellEnd"/>
       <w:r>
         <w:rPr>
           <w:rFonts w:hint="eastAsia"/>
@@ -1342,15 +1212,7 @@
         <w:t>文件</w:t>
       </w:r>
       <w:r>
-        <w:t>\GitHub\</w:t>
-      </w:r>
-      <w:proofErr w:type="spellStart"/>
-      <w:r>
-        <w:t>LINE_web</w:t>
-      </w:r>
-      <w:proofErr w:type="spellEnd"/>
-      <w:r>
-        <w:t>\images\114-1\welcome_114_1.jpg"</w:t>
+        <w:t>\GitHub\LINE_web\images\114-1\welcome_114_1.jpg"</w:t>
       </w:r>
       <w:r>
         <w:rPr>
@@ -1362,21 +1224,7 @@
         <w:rPr>
           <w:rFonts w:hint="eastAsia"/>
         </w:rPr>
-        <w:t>，之後會</w:t>
-      </w:r>
-      <w:proofErr w:type="gramStart"/>
-      <w:r>
-        <w:rPr>
-          <w:rFonts w:hint="eastAsia"/>
-        </w:rPr>
-        <w:t>看到那欄出現</w:t>
-      </w:r>
-      <w:proofErr w:type="gramEnd"/>
-      <w:r>
-        <w:rPr>
-          <w:rFonts w:hint="eastAsia"/>
-        </w:rPr>
-        <w:t>路徑，即成功。</w:t>
+        <w:t>，之後會看到那欄出現路徑，即成功。</w:t>
       </w:r>
     </w:p>
     <w:p>
@@ -1400,7 +1248,7 @@
                     <pic:cNvPicPr/>
                   </pic:nvPicPr>
                   <pic:blipFill>
-                    <a:blip r:embed="rId19"/>
+                    <a:blip r:embed="rId21"/>
                     <a:stretch>
                       <a:fillRect/>
                     </a:stretch>
@@ -1445,7 +1293,7 @@
                     <pic:cNvPicPr/>
                   </pic:nvPicPr>
                   <pic:blipFill>
-                    <a:blip r:embed="rId20"/>
+                    <a:blip r:embed="rId22"/>
                     <a:stretch>
                       <a:fillRect/>
                     </a:stretch>
@@ -1483,30 +1331,15 @@
         </w:rPr>
         <w:t xml:space="preserve"> </w:t>
       </w:r>
-      <w:proofErr w:type="spellStart"/>
-      <w:r>
-        <w:t>yy</w:t>
-      </w:r>
-      <w:proofErr w:type="spellEnd"/>
-      <w:r>
-        <w:t>/mm/dd/</w:t>
-      </w:r>
-      <w:proofErr w:type="spellStart"/>
-      <w:r>
-        <w:t>hh:mm</w:t>
-      </w:r>
-      <w:proofErr w:type="spellEnd"/>
-      <w:r>
-        <w:t xml:space="preserve"> (</w:t>
-      </w:r>
-      <w:proofErr w:type="gramStart"/>
+      <w:r>
+        <w:t>yy/mm/dd/hh:mm (</w:t>
+      </w:r>
       <w:r>
         <w:rPr>
           <w:rFonts w:hint="eastAsia"/>
         </w:rPr>
         <w:t>補零</w:t>
       </w:r>
-      <w:proofErr w:type="gramEnd"/>
       <w:r>
         <w:t>)</w:t>
       </w:r>
@@ -1560,7 +1393,7 @@
                     <pic:cNvPicPr/>
                   </pic:nvPicPr>
                   <pic:blipFill>
-                    <a:blip r:embed="rId21"/>
+                    <a:blip r:embed="rId23"/>
                     <a:stretch>
                       <a:fillRect/>
                     </a:stretch>
@@ -1648,7 +1481,7 @@
                     <pic:cNvPicPr/>
                   </pic:nvPicPr>
                   <pic:blipFill>
-                    <a:blip r:embed="rId22"/>
+                    <a:blip r:embed="rId24"/>
                     <a:stretch>
                       <a:fillRect/>
                     </a:stretch>
@@ -1684,22 +1517,18 @@
         </w:rPr>
         <w:t>最後記得要匯出，點選</w:t>
       </w:r>
-      <w:proofErr w:type="gramStart"/>
       <w:r>
         <w:t>”</w:t>
       </w:r>
-      <w:proofErr w:type="gramEnd"/>
       <w:r>
         <w:rPr>
           <w:rFonts w:hint="eastAsia"/>
         </w:rPr>
         <w:t>儲存活動</w:t>
       </w:r>
-      <w:proofErr w:type="gramStart"/>
       <w:r>
         <w:t>”</w:t>
       </w:r>
-      <w:proofErr w:type="gramEnd"/>
       <w:r>
         <w:rPr>
           <w:rFonts w:hint="eastAsia"/>
@@ -1728,7 +1557,7 @@
                     <pic:cNvPicPr/>
                   </pic:nvPicPr>
                   <pic:blipFill>
-                    <a:blip r:embed="rId23"/>
+                    <a:blip r:embed="rId25"/>
                     <a:stretch>
                       <a:fillRect/>
                     </a:stretch>
@@ -1776,7 +1605,7 @@
                     <pic:cNvPicPr/>
                   </pic:nvPicPr>
                   <pic:blipFill>
-                    <a:blip r:embed="rId24"/>
+                    <a:blip r:embed="rId26"/>
                     <a:stretch>
                       <a:fillRect/>
                     </a:stretch>
@@ -1847,7 +1676,6 @@
       <w:r>
         <w:t>“</w:t>
       </w:r>
-      <w:proofErr w:type="spellStart"/>
       <w:r>
         <w:rPr>
           <w:rFonts w:hint="eastAsia"/>
@@ -1855,11 +1683,7 @@
         <w:t>Gi</w:t>
       </w:r>
       <w:r>
-        <w:t>thub</w:t>
-      </w:r>
-      <w:proofErr w:type="spellEnd"/>
-      <w:r>
-        <w:t xml:space="preserve"> Desktop”</w:t>
+        <w:t>thub Desktop”</w:t>
       </w:r>
     </w:p>
     <w:p>
@@ -1883,7 +1707,7 @@
                     <pic:cNvPicPr/>
                   </pic:nvPicPr>
                   <pic:blipFill>
-                    <a:blip r:embed="rId25"/>
+                    <a:blip r:embed="rId27"/>
                     <a:stretch>
                       <a:fillRect/>
                     </a:stretch>
@@ -1960,7 +1784,7 @@
                     <pic:cNvPicPr/>
                   </pic:nvPicPr>
                   <pic:blipFill>
-                    <a:blip r:embed="rId26">
+                    <a:blip r:embed="rId28">
                       <a:extLst>
                         <a:ext uri="{28A0092B-C50C-407E-A947-70E740481C1C}">
                           <a14:useLocalDpi xmlns:a14="http://schemas.microsoft.com/office/drawing/2010/main" val="0"/>
@@ -2011,7 +1835,7 @@
                     <pic:cNvPicPr/>
                   </pic:nvPicPr>
                   <pic:blipFill>
-                    <a:blip r:embed="rId27"/>
+                    <a:blip r:embed="rId29"/>
                     <a:stretch>
                       <a:fillRect/>
                     </a:stretch>
@@ -2058,19 +1882,11 @@
         <w:rPr>
           <w:rFonts w:hint="eastAsia"/>
         </w:rPr>
-        <w:t>(</w:t>
-      </w:r>
-      <w:proofErr w:type="spellStart"/>
-      <w:r>
-        <w:rPr>
-          <w:rFonts w:hint="eastAsia"/>
-        </w:rPr>
-        <w:t>LI</w:t>
+        <w:t>(LI</w:t>
       </w:r>
       <w:r>
         <w:t>NE_web</w:t>
       </w:r>
-      <w:proofErr w:type="spellEnd"/>
       <w:r>
         <w:rPr>
           <w:rFonts w:hint="eastAsia"/>
@@ -2105,7 +1921,7 @@
                     <pic:cNvPicPr/>
                   </pic:nvPicPr>
                   <pic:blipFill>
-                    <a:blip r:embed="rId28"/>
+                    <a:blip r:embed="rId30"/>
                     <a:stretch>
                       <a:fillRect/>
                     </a:stretch>
@@ -2141,21 +1957,7 @@
         <w:rPr>
           <w:rFonts w:hint="eastAsia"/>
         </w:rPr>
-        <w:t>，</w:t>
-      </w:r>
-      <w:proofErr w:type="gramStart"/>
-      <w:r>
-        <w:rPr>
-          <w:rFonts w:hint="eastAsia"/>
-        </w:rPr>
-        <w:t>可以造著範例</w:t>
-      </w:r>
-      <w:proofErr w:type="gramEnd"/>
-      <w:r>
-        <w:rPr>
-          <w:rFonts w:hint="eastAsia"/>
-        </w:rPr>
-        <w:t>打，然後按</w:t>
+        <w:t>，可以造著範例打，然後按</w:t>
       </w:r>
       <w:r>
         <w:rPr>
@@ -2195,7 +1997,7 @@
                     <pic:cNvPicPr/>
                   </pic:nvPicPr>
                   <pic:blipFill>
-                    <a:blip r:embed="rId29" cstate="print">
+                    <a:blip r:embed="rId31" cstate="print">
                       <a:extLst>
                         <a:ext uri="{28A0092B-C50C-407E-A947-70E740481C1C}">
                           <a14:useLocalDpi xmlns:a14="http://schemas.microsoft.com/office/drawing/2010/main" val="0"/>
@@ -2308,7 +2110,7 @@
                     <pic:cNvPicPr/>
                   </pic:nvPicPr>
                   <pic:blipFill>
-                    <a:blip r:embed="rId30"/>
+                    <a:blip r:embed="rId32"/>
                     <a:stretch>
                       <a:fillRect/>
                     </a:stretch>
@@ -2400,7 +2202,7 @@
                     <pic:cNvPicPr/>
                   </pic:nvPicPr>
                   <pic:blipFill rotWithShape="1">
-                    <a:blip r:embed="rId31"/>
+                    <a:blip r:embed="rId33"/>
                     <a:srcRect b="23855"/>
                     <a:stretch/>
                   </pic:blipFill>
@@ -2471,7 +2273,7 @@
                     <pic:cNvPicPr/>
                   </pic:nvPicPr>
                   <pic:blipFill rotWithShape="1">
-                    <a:blip r:embed="rId32"/>
+                    <a:blip r:embed="rId34"/>
                     <a:srcRect b="14511"/>
                     <a:stretch/>
                   </pic:blipFill>
@@ -2507,7 +2309,7 @@
         </w:rPr>
         <w:t>也可以去</w:t>
       </w:r>
-      <w:hyperlink r:id="rId33" w:history="1">
+      <w:hyperlink r:id="rId35" w:history="1">
         <w:r>
           <w:rPr>
             <w:rStyle w:val="a4"/>
@@ -2569,7 +2371,7 @@
                     <pic:cNvPicPr/>
                   </pic:nvPicPr>
                   <pic:blipFill>
-                    <a:blip r:embed="rId34"/>
+                    <a:blip r:embed="rId36"/>
                     <a:stretch>
                       <a:fillRect/>
                     </a:stretch>
@@ -2589,6 +2391,316 @@
           </wp:inline>
         </w:drawing>
       </w:r>
+    </w:p>
+    <w:p>
+      <w:r>
+        <w:rPr>
+          <w:rFonts w:hint="eastAsia"/>
+        </w:rPr>
+        <w:t xml:space="preserve">========================= </w:t>
+      </w:r>
+      <w:r>
+        <w:rPr>
+          <w:rFonts w:hint="eastAsia"/>
+        </w:rPr>
+        <w:t>程式碼說明</w:t>
+      </w:r>
+      <w:r>
+        <w:rPr>
+          <w:rFonts w:hint="eastAsia"/>
+        </w:rPr>
+        <w:t xml:space="preserve"> =======================</w:t>
+      </w:r>
+    </w:p>
+    <w:p>
+      <w:pPr>
+        <w:jc w:val="center"/>
+        <w:rPr>
+          <w:rFonts w:hint="eastAsia"/>
+        </w:rPr>
+      </w:pPr>
+      <w:r>
+        <w:drawing>
+          <wp:inline distT="0" distB="0" distL="0" distR="0" wp14:anchorId="147E9BDC" wp14:editId="043051CC">
+            <wp:extent cx="3371850" cy="4600769"/>
+            <wp:effectExtent l="0" t="0" r="0" b="9525"/>
+            <wp:docPr id="12" name="圖片 12"/>
+            <wp:cNvGraphicFramePr>
+              <a:graphicFrameLocks xmlns:a="http://schemas.openxmlformats.org/drawingml/2006/main" noChangeAspect="1"/>
+            </wp:cNvGraphicFramePr>
+            <a:graphic xmlns:a="http://schemas.openxmlformats.org/drawingml/2006/main">
+              <a:graphicData uri="http://schemas.openxmlformats.org/drawingml/2006/picture">
+                <pic:pic xmlns:pic="http://schemas.openxmlformats.org/drawingml/2006/picture">
+                  <pic:nvPicPr>
+                    <pic:cNvPr id="1" name=""/>
+                    <pic:cNvPicPr/>
+                  </pic:nvPicPr>
+                  <pic:blipFill>
+                    <a:blip r:embed="rId37"/>
+                    <a:stretch>
+                      <a:fillRect/>
+                    </a:stretch>
+                  </pic:blipFill>
+                  <pic:spPr>
+                    <a:xfrm>
+                      <a:off x="0" y="0"/>
+                      <a:ext cx="3382723" cy="4615605"/>
+                    </a:xfrm>
+                    <a:prstGeom prst="rect">
+                      <a:avLst/>
+                    </a:prstGeom>
+                  </pic:spPr>
+                </pic:pic>
+              </a:graphicData>
+            </a:graphic>
+          </wp:inline>
+        </w:drawing>
+      </w:r>
+    </w:p>
+    <w:p>
+      <w:r>
+        <w:rPr>
+          <w:rFonts w:hint="eastAsia"/>
+        </w:rPr>
+        <w:lastRenderedPageBreak/>
+        <w:t>.</w:t>
+      </w:r>
+      <w:r>
+        <w:t xml:space="preserve">js </w:t>
+      </w:r>
+      <w:r>
+        <w:rPr>
+          <w:rFonts w:hint="eastAsia"/>
+        </w:rPr>
+        <w:t>寫邏輯，</w:t>
+      </w:r>
+      <w:r>
+        <w:rPr>
+          <w:rFonts w:hint="eastAsia"/>
+        </w:rPr>
+        <w:t xml:space="preserve"> </w:t>
+      </w:r>
+      <w:r>
+        <w:t xml:space="preserve">css </w:t>
+      </w:r>
+      <w:r>
+        <w:rPr>
+          <w:rFonts w:hint="eastAsia"/>
+        </w:rPr>
+        <w:t>控制樣式，</w:t>
+      </w:r>
+      <w:r>
+        <w:rPr>
+          <w:rFonts w:hint="eastAsia"/>
+        </w:rPr>
+        <w:t xml:space="preserve"> </w:t>
+      </w:r>
+      <w:r>
+        <w:rPr>
+          <w:rFonts w:hint="eastAsia"/>
+        </w:rPr>
+        <w:t>內頁都是用網址仔入</w:t>
+      </w:r>
+      <w:r>
+        <w:rPr>
+          <w:rFonts w:hint="eastAsia"/>
+        </w:rPr>
+        <w:t xml:space="preserve">detail </w:t>
+      </w:r>
+      <w:r>
+        <w:rPr>
+          <w:rFonts w:hint="eastAsia"/>
+        </w:rPr>
+        <w:t>，會抓取</w:t>
+      </w:r>
+      <w:r>
+        <w:rPr>
+          <w:rFonts w:hint="eastAsia"/>
+        </w:rPr>
+        <w:t xml:space="preserve">data/ </w:t>
+      </w:r>
+      <w:r>
+        <w:rPr>
+          <w:rFonts w:hint="eastAsia"/>
+        </w:rPr>
+        <w:t>中的</w:t>
+      </w:r>
+      <w:r>
+        <w:rPr>
+          <w:rFonts w:hint="eastAsia"/>
+        </w:rPr>
+        <w:t xml:space="preserve">json </w:t>
+      </w:r>
+      <w:r>
+        <w:rPr>
+          <w:rFonts w:hint="eastAsia"/>
+        </w:rPr>
+        <w:t>檔案。</w:t>
+      </w:r>
+      <w:r>
+        <w:drawing>
+          <wp:inline distT="0" distB="0" distL="0" distR="0" wp14:anchorId="394A29D4" wp14:editId="6CE323DA">
+            <wp:extent cx="5274310" cy="2894965"/>
+            <wp:effectExtent l="0" t="0" r="2540" b="635"/>
+            <wp:docPr id="14" name="圖片 14"/>
+            <wp:cNvGraphicFramePr>
+              <a:graphicFrameLocks xmlns:a="http://schemas.openxmlformats.org/drawingml/2006/main" noChangeAspect="1"/>
+            </wp:cNvGraphicFramePr>
+            <a:graphic xmlns:a="http://schemas.openxmlformats.org/drawingml/2006/main">
+              <a:graphicData uri="http://schemas.openxmlformats.org/drawingml/2006/picture">
+                <pic:pic xmlns:pic="http://schemas.openxmlformats.org/drawingml/2006/picture">
+                  <pic:nvPicPr>
+                    <pic:cNvPr id="1" name=""/>
+                    <pic:cNvPicPr/>
+                  </pic:nvPicPr>
+                  <pic:blipFill>
+                    <a:blip r:embed="rId38"/>
+                    <a:stretch>
+                      <a:fillRect/>
+                    </a:stretch>
+                  </pic:blipFill>
+                  <pic:spPr>
+                    <a:xfrm>
+                      <a:off x="0" y="0"/>
+                      <a:ext cx="5274310" cy="2894965"/>
+                    </a:xfrm>
+                    <a:prstGeom prst="rect">
+                      <a:avLst/>
+                    </a:prstGeom>
+                  </pic:spPr>
+                </pic:pic>
+              </a:graphicData>
+            </a:graphic>
+          </wp:inline>
+        </w:drawing>
+      </w:r>
+    </w:p>
+    <w:p>
+      <w:pPr>
+        <w:rPr>
+          <w:rFonts w:hint="eastAsia"/>
+        </w:rPr>
+      </w:pPr>
+      <w:r>
+        <w:drawing>
+          <wp:inline distT="0" distB="0" distL="0" distR="0" wp14:anchorId="5F9FD4E6" wp14:editId="141D9ED1">
+            <wp:extent cx="5274310" cy="2617470"/>
+            <wp:effectExtent l="0" t="0" r="2540" b="0"/>
+            <wp:docPr id="16" name="圖片 16"/>
+            <wp:cNvGraphicFramePr>
+              <a:graphicFrameLocks xmlns:a="http://schemas.openxmlformats.org/drawingml/2006/main" noChangeAspect="1"/>
+            </wp:cNvGraphicFramePr>
+            <a:graphic xmlns:a="http://schemas.openxmlformats.org/drawingml/2006/main">
+              <a:graphicData uri="http://schemas.openxmlformats.org/drawingml/2006/picture">
+                <pic:pic xmlns:pic="http://schemas.openxmlformats.org/drawingml/2006/picture">
+                  <pic:nvPicPr>
+                    <pic:cNvPr id="1" name=""/>
+                    <pic:cNvPicPr/>
+                  </pic:nvPicPr>
+                  <pic:blipFill>
+                    <a:blip r:embed="rId39"/>
+                    <a:stretch>
+                      <a:fillRect/>
+                    </a:stretch>
+                  </pic:blipFill>
+                  <pic:spPr>
+                    <a:xfrm>
+                      <a:off x="0" y="0"/>
+                      <a:ext cx="5274310" cy="2617470"/>
+                    </a:xfrm>
+                    <a:prstGeom prst="rect">
+                      <a:avLst/>
+                    </a:prstGeom>
+                  </pic:spPr>
+                </pic:pic>
+              </a:graphicData>
+            </a:graphic>
+          </wp:inline>
+        </w:drawing>
+      </w:r>
+      <w:r>
+        <w:drawing>
+          <wp:inline distT="0" distB="0" distL="0" distR="0" wp14:anchorId="23EF1B01" wp14:editId="38D51A03">
+            <wp:extent cx="4210050" cy="1850070"/>
+            <wp:effectExtent l="0" t="0" r="0" b="0"/>
+            <wp:docPr id="17" name="圖片 17"/>
+            <wp:cNvGraphicFramePr>
+              <a:graphicFrameLocks xmlns:a="http://schemas.openxmlformats.org/drawingml/2006/main" noChangeAspect="1"/>
+            </wp:cNvGraphicFramePr>
+            <a:graphic xmlns:a="http://schemas.openxmlformats.org/drawingml/2006/main">
+              <a:graphicData uri="http://schemas.openxmlformats.org/drawingml/2006/picture">
+                <pic:pic xmlns:pic="http://schemas.openxmlformats.org/drawingml/2006/picture">
+                  <pic:nvPicPr>
+                    <pic:cNvPr id="1" name=""/>
+                    <pic:cNvPicPr/>
+                  </pic:nvPicPr>
+                  <pic:blipFill>
+                    <a:blip r:embed="rId40"/>
+                    <a:stretch>
+                      <a:fillRect/>
+                    </a:stretch>
+                  </pic:blipFill>
+                  <pic:spPr>
+                    <a:xfrm>
+                      <a:off x="0" y="0"/>
+                      <a:ext cx="4238657" cy="1862641"/>
+                    </a:xfrm>
+                    <a:prstGeom prst="rect">
+                      <a:avLst/>
+                    </a:prstGeom>
+                  </pic:spPr>
+                </pic:pic>
+              </a:graphicData>
+            </a:graphic>
+          </wp:inline>
+        </w:drawing>
+      </w:r>
+      <w:r>
+        <w:lastRenderedPageBreak/>
+        <w:drawing>
+          <wp:inline distT="0" distB="0" distL="0" distR="0" wp14:anchorId="715CA067" wp14:editId="0FEAFC71">
+            <wp:extent cx="5274310" cy="4262755"/>
+            <wp:effectExtent l="0" t="0" r="2540" b="4445"/>
+            <wp:docPr id="18" name="圖片 18"/>
+            <wp:cNvGraphicFramePr>
+              <a:graphicFrameLocks xmlns:a="http://schemas.openxmlformats.org/drawingml/2006/main" noChangeAspect="1"/>
+            </wp:cNvGraphicFramePr>
+            <a:graphic xmlns:a="http://schemas.openxmlformats.org/drawingml/2006/main">
+              <a:graphicData uri="http://schemas.openxmlformats.org/drawingml/2006/picture">
+                <pic:pic xmlns:pic="http://schemas.openxmlformats.org/drawingml/2006/picture">
+                  <pic:nvPicPr>
+                    <pic:cNvPr id="1" name=""/>
+                    <pic:cNvPicPr/>
+                  </pic:nvPicPr>
+                  <pic:blipFill>
+                    <a:blip r:embed="rId41"/>
+                    <a:stretch>
+                      <a:fillRect/>
+                    </a:stretch>
+                  </pic:blipFill>
+                  <pic:spPr>
+                    <a:xfrm>
+                      <a:off x="0" y="0"/>
+                      <a:ext cx="5274310" cy="4262755"/>
+                    </a:xfrm>
+                    <a:prstGeom prst="rect">
+                      <a:avLst/>
+                    </a:prstGeom>
+                  </pic:spPr>
+                </pic:pic>
+              </a:graphicData>
+            </a:graphic>
+          </wp:inline>
+        </w:drawing>
+      </w:r>
+    </w:p>
+    <w:p>
+      <w:pPr>
+        <w:jc w:val="center"/>
+        <w:rPr>
+          <w:rFonts w:hint="eastAsia"/>
+        </w:rPr>
+      </w:pPr>
     </w:p>
     <w:sectPr>
       <w:pgSz w:w="11906" w:h="16838"/>
